--- a/diplom/Taqriz_Sohinazarov_Sardor.docx
+++ b/diplom/Taqriz_Sohinazarov_Sardor.docx
@@ -41,10 +41,10 @@
           <w:b/>
           <w:bCs/>
         </w:rPr>
-        <w:t xml:space="preserve">“Real vaqtda xabar almashish imkonini beruvchi “Milliy chat” dasturini ishlab chiqish”</w:t>
-      </w:r>
-      <w:r>
-        <w:t xml:space="preserve"> mavzusidagi bitiruv malakaviy ishiga</w:t>
+        <w:t xml:space="preserve">“Real vaqtda xabar almashish imkonini beruvchi “Milliy” xabarchi ishlab chiqish”</w:t>
+      </w:r>
+      <w:r>
+        <w:t xml:space="preserve"> mavzusidagi diplom loyihasiga</w:t>
       </w:r>
     </w:p>
     <w:p>
@@ -67,17 +67,17 @@
         <w:jc w:val="both"/>
       </w:pPr>
       <w:r>
-        <w:t xml:space="preserve">Bugungi kunda muloqotning katta qismi messenjerlarga ko‘chgan. Biroq respublikada eng ko‘p foydalaniladigan Telegram va WhatsApp xorijiy kompaniyalarga tegishli bo‘lib, fuqarolarning yozishmalari va shaxsga doir ma’lumotlari mamlakatdan tashqaridagi serverlarda saqlanadi. “Shaxsga doir ma’lumotlar to‘g‘risida”gi Qonun talablari nuqtai nazaridan ma’lumotlarni respublika hududida saqlaydigan milliy messenjer yaratish dolzarb masaladir. Shu jihatdan Sohinazarov Sardorbek tomonidan bajarilgan bitiruv malakaviy ishi dolzarbligi, texnik yechimlari va amaliy ahamiyati bilan ajralib turadi.</w:t>
-      </w:r>
-    </w:p>
-    <w:p>
-      <w:pPr>
-        <w:spacing w:after="0" w:line="360"/>
-        <w:ind w:firstLine="709"/>
-        <w:jc w:val="both"/>
-      </w:pPr>
-      <w:r>
-        <w:t xml:space="preserve">Bitiruv ishi 82 betdan iborat bo‘lib, </w:t>
+        <w:t xml:space="preserve">Bugungi kunda muloqotning katta qismi messenjerlarga ko‘chgan. Biroq respublikada eng ko‘p foydalaniladigan Telegram va WhatsApp xorijiy kompaniyalarga tegishli bo‘lib, fuqarolarning yozishmalari va shaxsga doir ma’lumotlari mamlakatdan tashqaridagi serverlarda saqlanadi. “Shaxsga doir ma’lumotlar to‘g‘risida”gi Qonun talablari nuqtai nazaridan ma’lumotlarni respublika hududida saqlaydigan milliy messenjer yaratish dolzarb masaladir. Shu jihatdan Sohinazarov Sardorbek tomonidan bajarilgan diplom loyihasi dolzarbligi, texnik yechimlari va amaliy ahamiyati bilan ajralib turadi.</w:t>
+      </w:r>
+    </w:p>
+    <w:p>
+      <w:pPr>
+        <w:spacing w:after="0" w:line="360"/>
+        <w:ind w:firstLine="709"/>
+        <w:jc w:val="both"/>
+      </w:pPr>
+      <w:r>
+        <w:t xml:space="preserve">Diplom loyihasi 89 betdan iborat bo‘lib, </w:t>
       </w:r>
       <w:r>
         <w:rPr>
@@ -127,7 +127,7 @@
         <w:t xml:space="preserve">ilovalardan</w:t>
       </w:r>
       <w:r>
-        <w:t xml:space="preserve"> tashkil topgan. Ishda 29 ta rasm, 17 ta jadval va 5 ta kod listingi keltirilgan.</w:t>
+        <w:t xml:space="preserve"> tashkil topgan. Loyihada 42 ta rasm, 19 ta jadval, 10 ta formula va 5 ta ilova keltirilgan.</w:t>
       </w:r>
     </w:p>
     <w:p>
@@ -228,7 +228,7 @@
         <w:t xml:space="preserve">III-bobda</w:t>
       </w:r>
       <w:r>
-        <w:t xml:space="preserve"> – real vaqtda xabar almashish, guruh chatlari, media fayllar va hikoyalar amalga oshirilgan, klient qismi </w:t>
+        <w:t xml:space="preserve"> – real vaqtda xabar almashish, guruh chatlari, media fayllar, xabarlarga reaksiyalar, foydalanuvchini bloklash, lavhalar va desktop bildirishnomalar amalga oshirilgan, klient qismi </w:t>
       </w:r>
       <w:r>
         <w:rPr>
@@ -238,7 +238,17 @@
         <w:t xml:space="preserve">Angular</w:t>
       </w:r>
       <w:r>
-        <w:t xml:space="preserve">da yaratilgan. O‘ziga xos imkoniyatlar alohida e’tiborga loyiq: xabarlarni </w:t>
+        <w:t xml:space="preserve">da yaratilgan. Ochiq fikr almashish uchun postlar, javoblar, obunalar va reytingli top lentaga ega </w:t>
+      </w:r>
+      <w:r>
+        <w:rPr>
+          <w:b/>
+          <w:bCs/>
+        </w:rPr>
+        <w:t xml:space="preserve">forum</w:t>
+      </w:r>
+      <w:r>
+        <w:t xml:space="preserve"> yaratilgan. O‘ziga xos imkoniyatlar alohida e’tiborga loyiq: xabarlarni </w:t>
       </w:r>
       <w:r>
         <w:rPr>
@@ -336,7 +346,7 @@
         <w:jc w:val="both"/>
       </w:pPr>
       <w:r>
-        <w:t xml:space="preserve">– mobil ilovalar va push-bildirishnomalar mavjud emas;</w:t>
+        <w:t xml:space="preserve">– mobil ilovalar hamda ilova yopiq bo‘lganda ham keladigan push-bildirishnomalar mavjud emas;</w:t>
       </w:r>
     </w:p>
     <w:p>
@@ -383,7 +393,7 @@
         <w:t xml:space="preserve">Xulosa qilib aytganda</w:t>
       </w:r>
       <w:r>
-        <w:t xml:space="preserve">, Sohinazarov Sardorbekning bitiruv malakaviy ishi mavzusi dolzarb, mazmuni boy, texnik yechimlari esa amaliyotga yo‘naltirilgan, qo‘yilgan talablarga javob beradi va himoyaga </w:t>
+        <w:t xml:space="preserve">, Sohinazarov Sardorbekning diplom loyihasi mavzusi dolzarb, mazmuni boy, texnik yechimlari esa amaliyotga yo‘naltirilgan, qo‘yilgan talablarga javob beradi va himoyaga </w:t>
       </w:r>
       <w:r>
         <w:rPr>
@@ -393,7 +403,7 @@
         <w:t xml:space="preserve">tavsiya etiladi</w:t>
       </w:r>
       <w:r>
-        <w:t xml:space="preserve">. Ish “a’lo” bahoga loyiq.</w:t>
+        <w:t xml:space="preserve">. Loyiha “a’lo” bahoga loyiq.</w:t>
       </w:r>
     </w:p>
     <w:p>

--- a/diplom/Taqriz_Sohinazarov_Sardor.docx
+++ b/diplom/Taqriz_Sohinazarov_Sardor.docx
@@ -77,7 +77,7 @@
         <w:jc w:val="both"/>
       </w:pPr>
       <w:r>
-        <w:t xml:space="preserve">Diplom loyihasi 89 betdan iborat bo‘lib, </w:t>
+        <w:t xml:space="preserve">Diplom loyihasi 84 betdan iborat bo‘lib, </w:t>
       </w:r>
       <w:r>
         <w:rPr>
@@ -127,7 +127,7 @@
         <w:t xml:space="preserve">ilovalardan</w:t>
       </w:r>
       <w:r>
-        <w:t xml:space="preserve"> tashkil topgan. Loyihada 42 ta rasm, 19 ta jadval, 10 ta formula va 5 ta ilova keltirilgan.</w:t>
+        <w:t xml:space="preserve"> tashkil topgan. Loyihada 41 ta rasm, 17 ta jadval, 1 ta formula va 5 ta ilova keltirilgan.</w:t>
       </w:r>
     </w:p>
     <w:p>
